--- a/content/blog/kitajskaya-numerologiya.VK.docx
+++ b/content/blog/kitajskaya-numerologiya.VK.docx
@@ -25,7 +25,7 @@
           <w:color w:val="2C2420"/>
           <w:sz w:val="46"/>
         </w:rPr>
-        <w:t>Китайская нумерология: что означают числа в Китае</w:t>
+        <w:t>Китайская нумерология: счастливые и несчастливые числа</w:t>
       </w:r>
     </w:p>
     <w:p>
